--- a/testakten/ki-recht-ki-vorfall-dsgvo-produkthaftung-lager-roboter-dortmund/11_normstand_vermerk_2026-07-04.docx
+++ b/testakten/ki-recht-ki-vorfall-dsgvo-produkthaftung-lager-roboter-dortmund/11_normstand_vermerk_2026-07-04.docx
@@ -215,7 +215,7 @@
       <w:headerReference w:type="default" r:id="rId9"/>
       <w:footerReference w:type="default" r:id="rId10"/>
       <w:pgSz w:w="11906" w:h="16838"/>
-      <w:pgMar w:top="1417" w:right="1417" w:bottom="1417" w:left="1417" w:header="720" w:footer="720" w:gutter="0"/>
+      <w:pgMar w:top="1417" w:right="1417" w:bottom="1417" w:left="1417" w:header="680" w:footer="567" w:gutter="0"/>
       <w:cols w:space="720"/>
       <w:docGrid w:linePitch="360"/>
     </w:sectPr>
@@ -228,7 +228,45 @@
   <w:p>
     <w:pPr>
       <w:pStyle w:val="Footer"/>
-    </w:pPr>
+      <w:tabs>
+        <w:tab w:pos="9071" w:val="right"/>
+      </w:tabs>
+      <w:jc w:val="left"/>
+    </w:pPr>
+    <w:r>
+      <w:rPr>
+        <w:rFonts w:ascii="Times New Roman" w:hAnsi="Times New Roman"/>
+        <w:color w:val="6B6B66"/>
+        <w:sz w:val="16"/>
+      </w:rPr>
+    </w:r>
+    <w:r>
+      <w:rPr>
+        <w:rFonts w:ascii="Times New Roman" w:hAnsi="Times New Roman"/>
+        <w:color w:val="6B6B66"/>
+        <w:sz w:val="16"/>
+      </w:rPr>
+      <w:t>NordLog Distribution GmbH</w:t>
+    </w:r>
+    <w:r>
+      <w:rPr>
+        <w:rFonts w:ascii="Times New Roman" w:hAnsi="Times New Roman"/>
+        <w:color w:val="6B6B66"/>
+        <w:sz w:val="16"/>
+      </w:rPr>
+      <w:tab/>
+      <w:t xml:space="preserve">Seite </w:t>
+    </w:r>
+    <w:r>
+      <w:rPr>
+        <w:rFonts w:ascii="Times New Roman" w:hAnsi="Times New Roman"/>
+        <w:color w:val="6B6B66"/>
+        <w:sz w:val="16"/>
+      </w:rPr>
+      <w:fldChar w:fldCharType="begin"/>
+      <w:instrText xml:space="preserve"> PAGE </w:instrText>
+      <w:fldChar w:fldCharType="end"/>
+    </w:r>
   </w:p>
 </w:ftr>
 </file>
@@ -238,7 +276,34 @@
   <w:p>
     <w:pPr>
       <w:pStyle w:val="Header"/>
-    </w:pPr>
+      <w:jc w:val="left"/>
+    </w:pPr>
+    <w:r/>
+    <w:r>
+      <w:rPr>
+        <w:rFonts w:ascii="Times New Roman" w:hAnsi="Times New Roman"/>
+        <w:b/>
+        <w:color w:val="7B2D3B"/>
+        <w:sz w:val="24"/>
+      </w:rPr>
+      <w:t>NordLog Distribution GmbH</w:t>
+    </w:r>
+  </w:p>
+  <w:p>
+    <w:pPr>
+      <w:jc w:val="left"/>
+      <w:pBdr>
+        <w:bottom w:val="single" w:sz="6" w:space="2" w:color="7B2D3B"/>
+      </w:pBdr>
+    </w:pPr>
+    <w:r>
+      <w:rPr>
+        <w:rFonts w:ascii="Times New Roman" w:hAnsi="Times New Roman"/>
+        <w:color w:val="6B6B66"/>
+        <w:sz w:val="16"/>
+      </w:rPr>
+      <w:t>Unternehmen</w:t>
+    </w:r>
   </w:p>
 </w:hdr>
 </file>
